--- a/ru/wisdom-stories/choosing-friends.docx
+++ b/ru/wisdom-stories/choosing-friends.docx
@@ -27,7 +27,7 @@
         <w:rPr>
           <w:lang/>
         </w:rPr>
-        <w:t>Не дружи с высокомерным! Он не поймёт твоего состояния, не выслушает твоих горестей, не подумает о твоих чувствах — останешься с обидой.</w:t>
+        <w:t>Не дружи с высокомерным! Он не поймёт, что у тебя на душе, не выслушает, когда тебе горько, не подумает о твоих чувствах — останешься с обидой.</w:t>
       </w:r>
     </w:p>
     <w:p>
